--- a/example_articles/states/Maryland/4.states_Maryland_Other_publisher.docx
+++ b/example_articles/states/Maryland/4.states_Maryland_Other_publisher.docx
@@ -27,17 +27,17 @@
     </w:p>
     <w:p>
       <w:r>
-        <w:t>Source File: Other publishers/Files (500) (15).DOCX</w:t>
+        <w:t>Source file: Other publishers/Files (500) (15).DOCX</w:t>
       </w:r>
     </w:p>
     <w:p>
       <w:r>
-        <w:t>Raw locations result: ['Maryland']</w:t>
+        <w:t>Raw locations result, 'locations': ['Maryland']</w:t>
       </w:r>
     </w:p>
     <w:p>
       <w:r>
-        <w:t>states_stand_flat (Standardized): Maryland</w:t>
+        <w:t>Standardized locations result, 'states_stand_flat': Maryland</w:t>
       </w:r>
     </w:p>
     <w:p>

--- a/example_articles/states/Maryland/4.states_Maryland_Other_publisher.docx
+++ b/example_articles/states/Maryland/4.states_Maryland_Other_publisher.docx
@@ -7,7 +7,9 @@
         <w:pStyle w:val="Heading1"/>
       </w:pPr>
       <w:r>
-        <w:t>Marquette mortgage plan aims at families earning less than 80% of median</w:t>
+        <w:t>'Roc' moves;</w:t>
+        <w:br/>
+        <w:t>baby on the way</w:t>
       </w:r>
     </w:p>
     <w:p>
@@ -17,17 +19,17 @@
     </w:p>
     <w:p>
       <w:r>
-        <w:t>Date: 1991-11-01</w:t>
+        <w:t>Date: 1993-07-29</w:t>
       </w:r>
     </w:p>
     <w:p>
       <w:r>
-        <w:t>Section: Marketplace; Pg. 8D</w:t>
+        <w:t>Section: LIFE; Pg. 3D; Television</w:t>
       </w:r>
     </w:p>
     <w:p>
       <w:r>
-        <w:t>Source file: Other publishers/Files (500) (15).DOCX</w:t>
+        <w:t>Source file: Other publishers/Files (500) (17).DOCX</w:t>
       </w:r>
     </w:p>
     <w:p>
@@ -49,19 +51,45 @@
     </w:p>
     <w:p>
       <w:r>
-        <w:t>Marquette Bank is introducing a $ 1-million-a-year mortgage program targeted at families who want to buy a house in Minneapolis or St. Paul but earn less than $ 38,400 annually, which is 80 percent of the median area income.  The program, smaller but similar to ones begun over the past year by three larger Twin Cities lenders, eases traditional underwriting guidelines. A second part of the program, worth $ 4 million annually, offers similar underwriting guidelines and is available to households that earn up to $ 55,200.</w:t>
+        <w:t>Roc won't be live anymore in the fall - and he'll become a parent.</w:t>
         <w:br/>
-        <w:t>To participate in the program, borrowers must complete a home-ownership counseling program run by one of several neighborhood groups that will be under contract with Marquette. The program will include advice on budgeting, qualifying and applying for a mortgage.</w:t>
+        <w:t>The critically acclaimed Fox show starring Charles S. Dutton as head of a working class Baltimore family, moves from Sunday to Tuesdays at 8 p.m. this fall. It was nearly axed last season, until the move came about.</w:t>
         <w:br/>
-        <w:t xml:space="preserve"> Under the $ 1 million program, Marquette will let borrowers' mortgage payments total up to 40 percent of their gross income, provide partial down-payment assistance, and look at nontraditional forms of credit history and income for eligibility.</w:t>
+        <w:t>Fox decided that the promotional value of being TV's only live sitcom didn't pay off, and asked that Roc return to videotape, to make it easier to cut clips to promote the show.</w:t>
         <w:br/>
-        <w:t xml:space="preserve"> "The 'Affordable Mortgage' program is designed with a lot of flexibility," said Tom Mathei, vice president of residential mortgage. "The purpose here is to put people in homes."</w:t>
+        <w:t>Now, instead of being the urban alternative to Murder, She Wrote and America's Funniest Home Videos, Roc now has ABC's Full House and NBC's Saved by the Bell: The College Years to contend with on Tuesdays.</w:t>
         <w:br/>
-        <w:t xml:space="preserve"> The $ 2.2-billion-asset bank said it is in the process of hiring a special loan counselor to act as a liaison to neighborhood groups and work with prospective clients.</w:t>
+        <w:t>How do you combat kids? With kids.</w:t>
         <w:br/>
-        <w:t xml:space="preserve"> The program for households earning up to $ 55,200 will be offered through a secondary-mortgage market program offered by the Federal National Mortgage Association, the nation's largest buyer of mortgages from bankers. Fannie Mae, as it is known, has been criticized by advocates of working-class people for not being more flexible in its loan-underwriting guidelines. It is a quasipublic agency that sells mortgages in the form of bonds that are backed implicitly by the federal government.</w:t>
+        <w:t>"We felt it would be exciting to see these characters dealing with parenthood," says Roc executive producer Vic Kaplan, who shares the title with partner Joe Fisch. "It's something fans asked about a lot: When are Roc and Eleanor going to have a baby?"</w:t>
         <w:br/>
-        <w:t xml:space="preserve"> Norwest Bank, TCF Bank Savings and First Bank have started similar programs in the past year.</w:t>
+        <w:t>The first new child joins the cast at the beginning of the season when Roc and Eleanor (Ella Joyce) take in a 12-year-old girl, the daughter of a friend of Roc's who goes to prison for shooting a drug dealer. They agree to watch over her while her dad serves his time.</w:t>
+        <w:br/>
+        <w:t>Meanwhile, Eleanor will be pregnant as the season opens, with a baby due in time for the November sweeps.</w:t>
+        <w:br/>
+        <w:t>Roc and brother Joey (Rocky Carroll) will share parenting duties for the 12-year-old, "and they'll be butting heads on how to deal with her," says Fisch.  Andrew (Carl Gordon), Roc's dad, will be the baby's nanny.</w:t>
+        <w:br/>
+        <w:t>Bringing kids into the show won't turn Roc into Roc Lite, the producers insist.</w:t>
+        <w:br/>
+        <w:t>"The show is about taking this couple who has always wanted children, and looking at the situation and how it changes the dynamics of the house," says Fisch. "It's about how the adults handle the kids and their new responsibility, as opposed to how the kids handle them."</w:t>
+        <w:br/>
+        <w:t>How do the producers feel about moving from the cushy time slot between In Living Color and Married . . . With Children to the cutthroat ratings race of Tuesdays?</w:t>
+        <w:br/>
+        <w:t>"It's a real opportunity for us," says Kaplan. "What's exciting is that we're positioned to be the smart sitcom in that time slot. We are the adult alternative."</w:t>
+        <w:br/>
+        <w:br/>
+        <w:t>Notes</w:t>
+        <w:br/>
+        <w:br/>
+        <w:t>FALL PREVIEWS</w:t>
+        <w:br/>
+        <w:br/>
+        <w:t>Graphic</w:t>
+        <w:br/>
+        <w:br/>
+        <w:t xml:space="preserve"> </w:t>
+        <w:br/>
+        <w:t>PHOTO, b/w, Timothy White</w:t>
       </w:r>
     </w:p>
     <w:sectPr>

--- a/example_articles/states/Maryland/4.states_Maryland_Other_publisher.docx
+++ b/example_articles/states/Maryland/4.states_Maryland_Other_publisher.docx
@@ -7,9 +7,7 @@
         <w:pStyle w:val="Heading1"/>
       </w:pPr>
       <w:r>
-        <w:t>'Roc' moves;</w:t>
-        <w:br/>
-        <w:t>baby on the way</w:t>
+        <w:t>TALK-SHOW HOST BRIMS WITH ENTHUSIASM</w:t>
       </w:r>
     </w:p>
     <w:p>
@@ -19,17 +17,17 @@
     </w:p>
     <w:p>
       <w:r>
-        <w:t>Date: 1993-07-29</w:t>
+        <w:t>Date: 2003-01-09</w:t>
       </w:r>
     </w:p>
     <w:p>
       <w:r>
-        <w:t>Section: LIFE; Pg. 3D; Television</w:t>
+        <w:t>Section: ARTS &amp; ENTERTAINMENT,; TUNED IN</w:t>
       </w:r>
     </w:p>
     <w:p>
       <w:r>
-        <w:t>Source file: Other publishers/Files (500) (17).DOCX</w:t>
+        <w:t>Source file: Other publishers/Files (500) (26).DOCX</w:t>
       </w:r>
     </w:p>
     <w:p>
@@ -51,37 +49,71 @@
     </w:p>
     <w:p>
       <w:r>
-        <w:t>Roc won't be live anymore in the fall - and he'll become a parent.</w:t>
+        <w:t>Watching "The Michael Essany Show" (March 2, E! Entertainment Television), it's easy to admire Essany's precocious nature. Not too many people begin hosting a weekly cable access talk show from their living room at age 15. Fewer actually succeed in booking celebrity guests (Ray Romano, Kevin Bacon, Katie Couric, former President Gerald Ford), particularly for a show that originates from Valparaiso, Ind.</w:t>
         <w:br/>
-        <w:t>The critically acclaimed Fox show starring Charles S. Dutton as head of a working class Baltimore family, moves from Sunday to Tuesdays at 8 p.m. this fall. It was nearly axed last season, until the move came about.</w:t>
+        <w:t xml:space="preserve"> He seems full of himself, but E!'s behind-the-scenes look at Essany's efforts to prepare each week's program has sweet touches. Essany's parents run the cameras, prepare food for the guests and unequivocally support their son and his obsession.</w:t>
         <w:br/>
-        <w:t>Fox decided that the promotional value of being TV's only live sitcom didn't pay off, and asked that Roc return to videotape, to make it easier to cut clips to promote the show.</w:t>
+        <w:t>Now 20 and a college freshman who never got around to obtaining his driver's license, Essany's show benefits greatly from editing. There's more to it than just him, and it's not the freak circus that "The Anna Nicole Show" was from its earliest moments.</w:t>
         <w:br/>
-        <w:t>Now, instead of being the urban alternative to Murder, She Wrote and America's Funniest Home Videos, Roc now has ABC's Full House and NBC's Saved by the Bell: The College Years to contend with on Tuesdays.</w:t>
+        <w:t xml:space="preserve"> But during a press conference with Essany, the whole concept became a little peculiar. The guy lives and breathes talk-show ambition.</w:t>
         <w:br/>
-        <w:t>How do you combat kids? With kids.</w:t>
+        <w:t xml:space="preserve"> "I must admit, I feel 35 years old," Essany said. "When someone makes me aware of my age, I'm kind of surprised."</w:t>
         <w:br/>
-        <w:t>"We felt it would be exciting to see these characters dealing with parenthood," says Roc executive producer Vic Kaplan, who shares the title with partner Joe Fisch. "It's something fans asked about a lot: When are Roc and Eleanor going to have a baby?"</w:t>
+        <w:t xml:space="preserve"> Essany claims not to have watched much TV as a child, but he speaks in the language of a seasoned Hollywood veteran, dodging questions about stars who have stiffed him and speaking like a talk-show sage.</w:t>
         <w:br/>
-        <w:t>The first new child joins the cast at the beginning of the season when Roc and Eleanor (Ella Joyce) take in a 12-year-old girl, the daughter of a friend of Roc's who goes to prison for shooting a drug dealer. They agree to watch over her while her dad serves his time.</w:t>
+        <w:t xml:space="preserve"> "If you have an A-list celebrity or someone who is just coming up and a host who's blaming a bad show on not getting good guests, it's not the guest's fault, it's the host," Essany said. "I don't believe there's any excuse for a bad interview. If you have a bad guest, then the host should step in and do something."</w:t>
         <w:br/>
-        <w:t>Meanwhile, Eleanor will be pregnant as the season opens, with a baby due in time for the November sweeps.</w:t>
+        <w:t xml:space="preserve"> It's great to have a dream, but Essany takes his "career" as a talk show host with the utmost earnestness.</w:t>
         <w:br/>
-        <w:t>Roc and brother Joey (Rocky Carroll) will share parenting duties for the 12-year-old, "and they'll be butting heads on how to deal with her," says Fisch.  Andrew (Carl Gordon), Roc's dad, will be the baby's nanny.</w:t>
+        <w:t xml:space="preserve"> "I had Ed McMahon as my first guest and he gave me a gem of advice that I have not forgotten and I think about every single interview," Essany said. "He said so many hosts make the mistake of not realizing that the next question is in the last answer. … I like to have a conversation, not an interview with somebody."</w:t>
         <w:br/>
-        <w:t>Bringing kids into the show won't turn Roc into Roc Lite, the producers insist.</w:t>
+        <w:t xml:space="preserve"> Essany takes himself seriously, but every now and then there's a brief hint of self-deprecation. When a reporter mistakenly says the talk show originates from his basement, Essany is quick to respond.</w:t>
         <w:br/>
-        <w:t>"The show is about taking this couple who has always wanted children, and looking at the situation and how it changes the dynamics of the house," says Fisch. "It's about how the adults handle the kids and their new responsibility, as opposed to how the kids handle them."</w:t>
+        <w:t xml:space="preserve"> "It's the living room," he said. "The basement would be crazy."</w:t>
         <w:br/>
-        <w:t>How do the producers feel about moving from the cushy time slot between In Living Color and Married . . . With Children to the cutthroat ratings race of Tuesdays?</w:t>
+        <w:t xml:space="preserve"> Maher's return</w:t>
         <w:br/>
-        <w:t>"It's a real opportunity for us," says Kaplan. "What's exciting is that we're positioned to be the smart sitcom in that time slot. We are the adult alternative."</w:t>
+        <w:t xml:space="preserve"> Bill Maher, who saw his "Politically Incorrect" canceled last year by ABC, returns with a new weekly HBO series. The 20-episode, hourlong "Real Time With Bill Maher" will air live at 11:30 p.m. Fridays beginning Feb. 21.</w:t>
+        <w:br/>
+        <w:t xml:space="preserve"> "This is an end-of-the-week kind of wrap-up show," Maher said. "We really wanted to be able to be up to the minute and the Bush administration usually releases bad information on a Friday afternoon, so when they do, I would like to be there to nail their [expletive for rear end]."</w:t>
+        <w:br/>
+        <w:t xml:space="preserve"> "Real Time" will have a panel element, similar to "Politically Incorrect," but only with three guests, who will be drawn from a pool of about eight regular commentators.</w:t>
+        <w:br/>
+        <w:t xml:space="preserve"> "I'm at the point in my life where I just want to talk to the A-team," Maher said. "Not that I don't love Carrot Top and not that you didn't all enjoy him on the subject of gun control."</w:t>
+        <w:br/>
+        <w:t xml:space="preserve"> HBO series news</w:t>
+        <w:br/>
+        <w:t xml:space="preserve"> "Six Feet Under" returns for its third season March 2 … "The Wire" has been renewed for a second season to air this summer. This year the show will look at the decline of the working class, focusing on the Baltimore waterfront and its unions … HBO has ordered an hourlong, 13-episode Western from producer David Milch ("NYPD Blue"). Set to air in 2004, "Deadwood" stars Timothy Olyphant as a former marshal turned merchant, Keith Carradine as Wild Bill Hickok and Ian McShane as the brutal owner of a saloon … "Sex and the City" begins production March 31 for its 20-episode final season, set to premiere in June … "Oz" will end with a 100-minute episode Feb. 23.</w:t>
+        <w:br/>
+        <w:t xml:space="preserve"> Miller back on HBO</w:t>
+        <w:br/>
+        <w:t xml:space="preserve"> Dennis Miller, whose "Dennis Miller Live" ended its run in August, will tape a new stand-up special in Chicago in February to debut on HBO in April.</w:t>
+        <w:br/>
+        <w:t xml:space="preserve"> Ellen DeGeneres will also get a new stand-up special, set to air in June.</w:t>
+        <w:br/>
+        <w:t xml:space="preserve"> Reeve to 'Smallville'</w:t>
+        <w:br/>
+        <w:t xml:space="preserve"> Christopher Reeve, star of the 1978 "Superman" movie and its sequels, will appear on a February sweeps episode of The WB's young Superman show "Smallville" as a scientist who helps Clark Kent learn more about his mysterious origins.</w:t>
+        <w:br/>
+        <w:t xml:space="preserve"> The new AMC</w:t>
+        <w:br/>
+        <w:t xml:space="preserve"> Plenty of viewers have complained to me about the new direction of AMC, which no longer stands for American Movie Classics. The network added commercials and started to air more recent movies that are anything but "classic" ("Halloween 5" is scheduled to air Friday night).</w:t>
+        <w:br/>
+        <w:t xml:space="preserve"> All these changes are part of AMC's attempt to draw advertiser-coveted younger viewers, the mantra of all networks.</w:t>
+        <w:br/>
+        <w:t xml:space="preserve"> "We're looking toward the future, we're looking to grow our audience," said AMC general manager Noreen O'Loughlin. "We are a network for movie lovers, but we're looking to expand our programming and really intrigue people with entertainment about movies and about the world of movies for movie lovers."</w:t>
+        <w:br/>
+        <w:t xml:space="preserve"> Now bearing the slogan "TV for movie people," the network will continue to mutate, continuing to be a basic cable movie network while building a night of television programming. That includes the documentary about reality show stars, another documentary about "Gay Hollywood" and a stop-motion series, "The Wrong Coast," that parodies movies, television and pop culture.</w:t>
+        <w:br/>
+        <w:t xml:space="preserve"> "Shows like these provide signature and definition immediately to a network in a way that our slate of movies cannot do on their own," said Rob Sorcher, AMC senior vice president of programming and production. "This is what's going to lead us into people coming en masse to AMC."</w:t>
+        <w:br/>
+        <w:t xml:space="preserve"> And lead disgruntled AMC viewers, en masse, to Turner Classic Movies.</w:t>
         <w:br/>
         <w:br/>
         <w:t>Notes</w:t>
         <w:br/>
         <w:br/>
-        <w:t>FALL PREVIEWS</w:t>
+        <w:t xml:space="preserve">Post-Gazette TV editor Rob Owen is attending the Television Critics Association winter press tour. You can reach him at 412-263-2582 or rowen@post-gazette.com.  </w:t>
         <w:br/>
         <w:br/>
         <w:t>Graphic</w:t>
@@ -89,7 +121,9 @@
         <w:br/>
         <w:t xml:space="preserve"> </w:t>
         <w:br/>
-        <w:t>PHOTO, b/w, Timothy White</w:t>
+        <w:t xml:space="preserve">Photo: Michael Essany's mother, Tina, applies make-up before he starts his talk show, which is filmed in his parents' living room in their Valparaiso, Ind., home. </w:t>
+        <w:br/>
+        <w:t xml:space="preserve"> Photo: Pittsburgh native Dennis Miller returns to HBO with a stand-up comedy special.</w:t>
       </w:r>
     </w:p>
     <w:sectPr>

--- a/example_articles/states/Maryland/4.states_Maryland_Other_publisher.docx
+++ b/example_articles/states/Maryland/4.states_Maryland_Other_publisher.docx
@@ -7,7 +7,7 @@
         <w:pStyle w:val="Heading1"/>
       </w:pPr>
       <w:r>
-        <w:t>TALK-SHOW HOST BRIMS WITH ENTHUSIASM</w:t>
+        <w:t>D.C. crime makes 'The Cut'; Pelecanos dwells in 'the other' Washington</w:t>
       </w:r>
     </w:p>
     <w:p>
@@ -17,17 +17,17 @@
     </w:p>
     <w:p>
       <w:r>
-        <w:t>Date: 2003-01-09</w:t>
+        <w:t>Date: 2011-08-29</w:t>
       </w:r>
     </w:p>
     <w:p>
       <w:r>
-        <w:t>Section: ARTS &amp; ENTERTAINMENT,; TUNED IN</w:t>
+        <w:t>Section: LIFE; Pg. 7B</w:t>
       </w:r>
     </w:p>
     <w:p>
       <w:r>
-        <w:t>Source file: Other publishers/Files (500) (26).DOCX</w:t>
+        <w:t>Source file: Other publishers/Files (500) (28).DOCX</w:t>
       </w:r>
     </w:p>
     <w:p>
@@ -49,71 +49,97 @@
     </w:p>
     <w:p>
       <w:r>
-        <w:t>Watching "The Michael Essany Show" (March 2, E! Entertainment Television), it's easy to admire Essany's precocious nature. Not too many people begin hosting a weekly cable access talk show from their living room at age 15. Fewer actually succeed in booking celebrity guests (Ray Romano, Kevin Bacon, Katie Couric, former President Gerald Ford), particularly for a show that originates from Valparaiso, Ind.</w:t>
+        <w:t>WASHINGTON – George Pelecanos, gearhead, movie buff and crime novelist, is rolling through Silver Spring, Md., in his 2008 Bullitt-replica Mustang.</w:t>
         <w:br/>
-        <w:t xml:space="preserve"> He seems full of himself, but E!'s behind-the-scenes look at Essany's efforts to prepare each week's program has sweet touches. Essany's parents run the cameras, prepare food for the guests and unequivocally support their son and his obsession.</w:t>
+        <w:t>The Highland Green fastback, one of only 7,700 built by Ford, was snagged by guys who love the iconic 1968 film starring Steve McQueen. In his role as police Lt. Frank Bullitt, the Mustang-driving "King of Cool" pursues a Tuxedo Black Dodge Charger through San Francisco in one of the greatest car-chase sequences in movie history.</w:t>
         <w:br/>
-        <w:t>Now 20 and a college freshman who never got around to obtaining his driver's license, Essany's show benefits greatly from editing. There's more to it than just him, and it's not the freak circus that "The Anna Nicole Show" was from its earliest moments.</w:t>
+        <w:t>"It's kind of corny, but I bought my own Bullitt Mustang," says Pelecanos, 54, who says the McQueen movie was one of his favorites growing up. "I sort of had to have it." He points out, with obvious delight, that his was No. 28 off the line.</w:t>
         <w:br/>
-        <w:t xml:space="preserve"> But during a press conference with Essany, the whole concept became a little peculiar. The guy lives and breathes talk-show ambition.</w:t>
+        <w:t>"I have a great love of films," he says. "I went from being a movie freak to being a novelist, and it was very influential in my work."</w:t>
         <w:br/>
-        <w:t xml:space="preserve"> "I must admit, I feel 35 years old," Essany said. "When someone makes me aware of my age, I'm kind of surprised."</w:t>
+        <w:t>The author of 17 crime novels set in the gritty, "other" Washington and a writer/producer for HBO's critically acclaimed series The Wire and now Treme steers the Mustang over the D.C. line toward his destination: a church parking lot that he says "is a good place to kill a guy."</w:t>
         <w:br/>
-        <w:t xml:space="preserve"> Essany claims not to have watched much TV as a child, but he speaks in the language of a seasoned Hollywood veteran, dodging questions about stars who have stiffed him and speaking like a talk-show sage.</w:t>
+        <w:t>Pelecanos has been here several times before, either on his Trek bike or on foot. It's how he scouts locations for scenes in his books. The Cut adds a new protagonist — a young Iraq War vet turned P.I. named Spero Lucas — to the stable of detectives, cops, criminals and honest everyday folk of all colors who people his novels. The Cut went on sale today.</w:t>
         <w:br/>
-        <w:t xml:space="preserve"> "If you have an A-list celebrity or someone who is just coming up and a host who's blaming a bad show on not getting good guests, it's not the guest's fault, it's the host," Essany said. "I don't believe there's any excuse for a bad interview. If you have a bad guest, then the host should step in and do something."</w:t>
+        <w:t>While he drives, Pelecanos points out a house where he imagines Lucas lives and the local Safeway where one of his characters buys his morning coffee. "I'm always out on my bike," says Pelecanos, who lives in Silver Spring, not far from the nation's capital. "I found Lucas' house. I found the house he breaks into. I did the walk from his house to the church one night. I wanted to see what it feels like to be walking at night in these places where there are not many people. I wanted to make sure you could kill a guy a half-block from the 4th District police station."</w:t>
         <w:br/>
-        <w:t xml:space="preserve"> It's great to have a dream, but Essany takes his "career" as a talk show host with the utmost earnestness.</w:t>
+        <w:t>This coplike knowledge of the streets gives his novels authenticity. They are, he says, "a combination of just being out there, being engaged with the city, because I'm not a person who has a huge imagination. I can't sit in an office and make my stories up or dream up my characters — I have to go out there and find them. I'm just a firm believer in breathing the air and feeling the dirt between your fingers."</w:t>
         <w:br/>
-        <w:t xml:space="preserve"> "I had Ed McMahon as my first guest and he gave me a gem of advice that I have not forgotten and I think about every single interview," Essany said. "He said so many hosts make the mistake of not realizing that the next question is in the last answer. … I like to have a conversation, not an interview with somebody."</w:t>
+        <w:t>Pelecanos' 'What It Was'</w:t>
         <w:br/>
-        <w:t xml:space="preserve"> Essany takes himself seriously, but every now and then there's a brief hint of self-deprecation. When a reporter mistakenly says the talk show originates from his basement, Essany is quick to respond.</w:t>
+        <w:t>What It Was, a George Pelecanos novel that Little, Brown Scribner is publishing in January, brings back P.I. Derek Strange, the protagonist in four of Pelecanos' hard-boiled crime novels: Right as Rain, Hell to Pay, Soul Circus and Hard Revolution.</w:t>
         <w:br/>
-        <w:t xml:space="preserve"> "It's the living room," he said. "The basement would be crazy."</w:t>
+        <w:t>The novel is set in 1972. Strange, one of D.C.'s first African-American police officers, is working as a private investigator.</w:t>
         <w:br/>
-        <w:t xml:space="preserve"> Maher's return</w:t>
+        <w:t>"He's 26, it's his first case after he's just left the police force," Pelecanos says. "My favorite movies are Westerns and crime films from the '70s, and my idea was to write a crime film from the '70s in book form. It's in the tradition of The French Connection, The Seven-Ups and The Taking of Pelham 1 2 3."</w:t>
         <w:br/>
-        <w:t xml:space="preserve"> Bill Maher, who saw his "Politically Incorrect" canceled last year by ABC, returns with a new weekly HBO series. The 20-episode, hourlong "Real Time With Bill Maher" will air live at 11:30 p.m. Fridays beginning Feb. 21.</w:t>
+        <w:t>What It Was, Pelecanos says, is inspired by a real-life crime spree. "Many Washingtonians will remember a guy named Cadillac Smith. I took a newspaper article I read about him and fictionalized everything."</w:t>
         <w:br/>
-        <w:t xml:space="preserve"> "This is an end-of-the-week kind of wrap-up show," Maher said. "We really wanted to be able to be up to the minute and the Bush administration usually releases bad information on a Friday afternoon, so when they do, I would like to be there to nail their [expletive for rear end]."</w:t>
+        <w:t>The novel stars a guy named Red Fury because of his looks and the car his girlfriend drives. "In life and in the book, the guy pissed off the Mob. He took some money that belonged to the Mob, and the Mob sent some people down from New York to find him." Meanwhile, says Pelecanos, "Strange is hired by a woman who wants him to find a stolen ring. The job puts Strange in this guy's orbit."</w:t>
         <w:br/>
-        <w:t xml:space="preserve"> "Real Time" will have a panel element, similar to "Politically Incorrect," but only with three guests, who will be drawn from a pool of about eight regular commentators.</w:t>
+        <w:t>It also brings back Strange's former police partner, Frank "Hound Dog" Vaughn.</w:t>
         <w:br/>
-        <w:t xml:space="preserve"> "I'm at the point in my life where I just want to talk to the A-team," Maher said. "Not that I don't love Carrot Top and not that you didn't all enjoy him on the subject of gun control."</w:t>
+        <w:t>By Carol Memmott</w:t>
         <w:br/>
-        <w:t xml:space="preserve"> HBO series news</w:t>
+        <w:t>For Pelecanos, his fascination with street life began more than 40 years ago in the tumultuous summer of 1968.</w:t>
         <w:br/>
-        <w:t xml:space="preserve"> "Six Feet Under" returns for its third season March 2 … "The Wire" has been renewed for a second season to air this summer. This year the show will look at the decline of the working class, focusing on the Baltimore waterfront and its unions … HBO has ordered an hourlong, 13-episode Western from producer David Milch ("NYPD Blue"). Set to air in 2004, "Deadwood" stars Timothy Olyphant as a former marshal turned merchant, Keith Carradine as Wild Bill Hickok and Ian McShane as the brutal owner of a saloon … "Sex and the City" begins production March 31 for its 20-episode final season, set to premiere in June … "Oz" will end with a 100-minute episode Feb. 23.</w:t>
+        <w:t>"I was 11," he recalls, "and that summer had the biggest impact on me. In retrospect, it made me want to become a writer, and it also gave me the road map of what I was going to write about."</w:t>
         <w:br/>
-        <w:t xml:space="preserve"> Miller back on HBO</w:t>
+        <w:t>That summer, he worked in his father's diner. He remembers traveling by city bus from the Maryland suburbs to the diner after the riots and "going through these neighborhoods that had burned down, riding with working-class Washingtonians and listening to people talk and watching and observing, which is what I still do."</w:t>
         <w:br/>
-        <w:t xml:space="preserve"> Dennis Miller, whose "Dennis Miller Live" ended its run in August, will tape a new stand-up special in Chicago in February to debut on HBO in April.</w:t>
+        <w:t>Plots inspired by life</w:t>
         <w:br/>
-        <w:t xml:space="preserve"> Ellen DeGeneres will also get a new stand-up special, set to air in June.</w:t>
+        <w:t>The scene at the diner was just as influential. "It was my dad and I, Greek-Americans, and his all-black crew and the white professionals on the other side of the counter. It just had a huge impact on me. There's a reason I've written about race and class my entire career."</w:t>
         <w:br/>
-        <w:t xml:space="preserve"> Reeve to 'Smallville'</w:t>
+        <w:t>Pelecanos published his first novel, A Firing Offense, in 1992. Though his books have hit best-seller lists, they've never made USA TODAY's — a fact that doesn't change how his publisher feels about him.</w:t>
         <w:br/>
-        <w:t xml:space="preserve"> Christopher Reeve, star of the 1978 "Superman" movie and its sequels, will appear on a February sweeps episode of The WB's young Superman show "Smallville" as a scientist who helps Clark Kent learn more about his mysterious origins.</w:t>
+        <w:t>"He does sell. He has an audience, and he grows with every book," says Reagan Arthur, whose Little, Brown imprint publishes Pelecanos' books. "Sometimes it takes time to spread the word. We consider George to be one of our greatest living writers. Cormac McCarthy's first book came out in 1965, but he couldn't get arrested until All the Pretty Horses (1992), and suddenly everybody was aware of who he was.</w:t>
         <w:br/>
-        <w:t xml:space="preserve"> The new AMC</w:t>
+        <w:t>"All we want to do is keep publishing him and making sure that with every book his audience grows."</w:t>
         <w:br/>
-        <w:t xml:space="preserve"> Plenty of viewers have complained to me about the new direction of AMC, which no longer stands for American Movie Classics. The network added commercials and started to air more recent movies that are anything but "classic" ("Halloween 5" is scheduled to air Friday night).</w:t>
+        <w:t>Standing in the parking lot of the Emory United Methodist Church on a hot August afternoon, Pelecanos talks about Lucas, also a Greek-American, and the plot on which he hangs the Iraq veteran's story.</w:t>
         <w:br/>
-        <w:t xml:space="preserve"> All these changes are part of AMC's attempt to draw advertiser-coveted younger viewers, the mantra of all networks.</w:t>
+        <w:t>Lucas comes from a Pelecanos short story, "Chosen," about a husband and wife who decide to build their family through adoption. (Pelecanos and his wife, Emily, adopted their two sons from Brazil and their daughter from Guatemala.) "Chosen" is included with the e-book version of The Cut.</w:t>
         <w:br/>
-        <w:t xml:space="preserve"> "We're looking toward the future, we're looking to grow our audience," said AMC general manager Noreen O'Loughlin. "We are a network for movie lovers, but we're looking to expand our programming and really intrigue people with entertainment about movies and about the world of movies for movie lovers."</w:t>
+        <w:t>"It's just something I started writing one day. I wasn't going to sell it or anything," he says. "It's about these parents, and at the end of the story, because I don't outline or anything — I just write — there were just a couple of lines about Spero Lucas being a Marine who fought in Fallujah and his brother Leo, who was a schoolteacher in Washington. That's when I got the idea that maybe I should write something with these guys."</w:t>
         <w:br/>
-        <w:t xml:space="preserve"> Now bearing the slogan "TV for movie people," the network will continue to mutate, continuing to be a basic cable movie network while building a night of television programming. That includes the documentary about reality show stars, another documentary about "Gay Hollywood" and a stop-motion series, "The Wrong Coast," that parodies movies, television and pop culture.</w:t>
+        <w:t>While doing what he calls "gathering string" for his novel, he heard about some Iraq War veterans who were working as investigators for D.C. attorneys.</w:t>
         <w:br/>
-        <w:t xml:space="preserve"> "Shows like these provide signature and definition immediately to a network in a way that our slate of movies cannot do on their own," said Rob Sorcher, AMC senior vice president of programming and production. "This is what's going to lead us into people coming en masse to AMC."</w:t>
+        <w:t>"The attorneys I talked to said 'these are the best investigators I ever had,'" Pelecanos recalls. "These guys were eager, they like the action, and they don't want a desk job. They're not sure what they're going to do with their life, but for now, they're very satisfied with doing something similar to what they were doing before, and that was to have a mission."</w:t>
         <w:br/>
-        <w:t xml:space="preserve"> And lead disgruntled AMC viewers, en masse, to Turner Classic Movies.</w:t>
+        <w:t>So Lucas evolved from a Marine to a war vet turned investigator, but Pelecanos still needed a plot device on which to hang his story. That turned out to be media reports that chronicled how marijuana dealers move their "packages" by having them shipped to residences whose occupants are typically not home during the day. The dealers track the package deliveries online and then pick them up before the homeowners return at night.</w:t>
         <w:br/>
+        <w:t>"I have contacts too on that side of things," Pelecanos says, referring to marijuana dealers who are among countless people he has interviewed since he started writing books. "I talked to those guys to figure out how it's done."</w:t>
         <w:br/>
-        <w:t>Notes</w:t>
+        <w:t>A novel idea grows</w:t>
         <w:br/>
+        <w:t>Stories in the media, Pelecanos says, "quoted somebody as saying the dealers write off lost packages, that it's no big deal, but that's not true. It's a lot of money to lose, so I had the plot device to get me in the story."</w:t>
         <w:br/>
-        <w:t xml:space="preserve">Post-Gazette TV editor Rob Owen is attending the Television Critics Association winter press tour. You can reach him at 412-263-2582 or rowen@post-gazette.com.  </w:t>
+        <w:t>In The Cut, a marijuana dealer hires Lucas to find out who's stealing his packages. It's a job that has him facing off against some very nasty guys.</w:t>
+        <w:br/>
+        <w:t>It's in this parking lot that Lucas confronts one of them. "He's going to get into a physical confrontation with somebody, and it's going to end in death, let's say," Pelecanos says, leaning on the Mustang. "And he could get away with it right here. In fact, to my right is the 4th District police station, just about 100 yards from where we're standing, and you could kill somebody in this parking lot and never be caught because even though the station is there, they don't have sight lines to this lot. It's the perfect place."</w:t>
+        <w:br/>
+        <w:t>A "perfect place" also describes where Pelecanos is in his career.</w:t>
+        <w:br/>
+        <w:t>The Cut is getting rave reviews. His fans are a veritable Who's Who. In 2009, Pelecanos' The Way Home was on President Obama's reading list. Several years ago, Stephen King wrote in Entertainment Weekly that Pelecanos is "perhaps the greatest living American crime writer."</w:t>
+        <w:br/>
+        <w:t>He has the same rap in the world of TV. In October he'll head to New Orleans, where he'll take on his new role as executive producer of HBO's post-Katrina, Big Easy-set series, Treme, which is going into its third season of production.</w:t>
+        <w:br/>
+        <w:t>David Simon, creator of The Wire and one of the creators of Treme, and a longtime Pelecanos friend, is a huge fan of his books and his TV writing chops.</w:t>
+        <w:br/>
+        <w:t>"It's common knowledge at this point that beginning with Season 1 of The Wire, I've tried to get George to write the penultimate episodes of various seasons, when the dramatic climax to so many arcs usually requires the death of a central character. Why? Read any of his novels. Watch how carefully the tension builds and how thoughtful, yet cinematic, George can be in using and then releasing that tension. His prose is great, but what is clear as well is how much George understands film and its possibilities."</w:t>
+        <w:br/>
+        <w:t>Pelecanos wrote the Emmy-nominated teleplay for one of the most talked-about episodes in The Wire, the third season's "Middle Ground," in which some of the characters are stylized like classic movie gunfighters. It's an homage to his love of the Western film genre.</w:t>
+        <w:br/>
+        <w:t>Future projects unfolding</w:t>
+        <w:br/>
+        <w:t>More television work is bubbling up. He has had several offers to bring Spero Lucas to television, but he has made no commitments. "I don't want to make it a case of the week for Spero Lucas. I have to figure out how to make it more credible and have more weight. One of the reasons I like The Wire and Treme is that they are structured as novels. Episodic TV, personally, just doesn't work for me."</w:t>
+        <w:br/>
+        <w:t>For now, working on Treme and writing novels — he's also publishing one titled What It Was in January — are perfect complements.</w:t>
+        <w:br/>
+        <w:t>"One of the things I like about producing television is that after working (on his novels) in my office for five or six months, alone in that solitude, I get to go out and do this job producing where all of a sudden I'm around a hundred people."</w:t>
+        <w:br/>
+        <w:t xml:space="preserve">In some ways, he says, it's like writing a novel. "When you watch the finished product, you just feel like you've accomplished something in the same way you write a book, and you hold it in your hands. A television show is the same kind of fruit of your labor. Something you can watch and feel viscerally. Yeah, I like doing both." </w:t>
         <w:br/>
         <w:br/>
         <w:t>Graphic</w:t>
@@ -121,9 +147,7 @@
         <w:br/>
         <w:t xml:space="preserve"> </w:t>
         <w:br/>
-        <w:t xml:space="preserve">Photo: Michael Essany's mother, Tina, applies make-up before he starts his talk show, which is filmed in his parents' living room in their Valparaiso, Ind., home. </w:t>
-        <w:br/>
-        <w:t xml:space="preserve"> Photo: Pittsburgh native Dennis Miller returns to HBO with a stand-up comedy special.</w:t>
+        <w:t>PHOTO, Color, Jack Gruber, USA TODAY</w:t>
       </w:r>
     </w:p>
     <w:sectPr>
